--- a/Lab1_PhamVanHuy_2231200034.docx
+++ b/Lab1_PhamVanHuy_2231200034.docx
@@ -194,7 +194,236 @@
         <w:t>Question 6:</w:t>
       </w:r>
     </w:p>
+    <w:p>
+      <w:r>
+        <w:rPr>
+          <w:noProof/>
+        </w:rPr>
+        <w:lastRenderedPageBreak/>
+        <w:drawing>
+          <wp:inline distT="0" distB="0" distL="0" distR="0" wp14:anchorId="3A68047A" wp14:editId="438083CD">
+            <wp:extent cx="5154295" cy="8229600"/>
+            <wp:effectExtent l="0" t="0" r="8255" b="0"/>
+            <wp:docPr id="1650993283" name="Picture 1"/>
+            <wp:cNvGraphicFramePr>
+              <a:graphicFrameLocks xmlns:a="http://schemas.openxmlformats.org/drawingml/2006/main" noChangeAspect="1"/>
+            </wp:cNvGraphicFramePr>
+            <a:graphic xmlns:a="http://schemas.openxmlformats.org/drawingml/2006/main">
+              <a:graphicData uri="http://schemas.openxmlformats.org/drawingml/2006/picture">
+                <pic:pic xmlns:pic="http://schemas.openxmlformats.org/drawingml/2006/picture">
+                  <pic:nvPicPr>
+                    <pic:cNvPr id="1650993283" name=""/>
+                    <pic:cNvPicPr/>
+                  </pic:nvPicPr>
+                  <pic:blipFill>
+                    <a:blip r:embed="rId8"/>
+                    <a:stretch>
+                      <a:fillRect/>
+                    </a:stretch>
+                  </pic:blipFill>
+                  <pic:spPr>
+                    <a:xfrm>
+                      <a:off x="0" y="0"/>
+                      <a:ext cx="5154295" cy="8229600"/>
+                    </a:xfrm>
+                    <a:prstGeom prst="rect">
+                      <a:avLst/>
+                    </a:prstGeom>
+                  </pic:spPr>
+                </pic:pic>
+              </a:graphicData>
+            </a:graphic>
+          </wp:inline>
+        </w:drawing>
+      </w:r>
+    </w:p>
     <w:p/>
+    <w:p>
+      <w:r>
+        <w:rPr>
+          <w:noProof/>
+        </w:rPr>
+        <w:drawing>
+          <wp:inline distT="0" distB="0" distL="0" distR="0" wp14:anchorId="774F8560" wp14:editId="6C79B363">
+            <wp:extent cx="3684046" cy="7875917"/>
+            <wp:effectExtent l="0" t="0" r="0" b="0"/>
+            <wp:docPr id="299654738" name="Picture 1"/>
+            <wp:cNvGraphicFramePr>
+              <a:graphicFrameLocks xmlns:a="http://schemas.openxmlformats.org/drawingml/2006/main" noChangeAspect="1"/>
+            </wp:cNvGraphicFramePr>
+            <a:graphic xmlns:a="http://schemas.openxmlformats.org/drawingml/2006/main">
+              <a:graphicData uri="http://schemas.openxmlformats.org/drawingml/2006/picture">
+                <pic:pic xmlns:pic="http://schemas.openxmlformats.org/drawingml/2006/picture">
+                  <pic:nvPicPr>
+                    <pic:cNvPr id="299654738" name=""/>
+                    <pic:cNvPicPr/>
+                  </pic:nvPicPr>
+                  <pic:blipFill>
+                    <a:blip r:embed="rId9"/>
+                    <a:stretch>
+                      <a:fillRect/>
+                    </a:stretch>
+                  </pic:blipFill>
+                  <pic:spPr>
+                    <a:xfrm>
+                      <a:off x="0" y="0"/>
+                      <a:ext cx="3689740" cy="7888089"/>
+                    </a:xfrm>
+                    <a:prstGeom prst="rect">
+                      <a:avLst/>
+                    </a:prstGeom>
+                  </pic:spPr>
+                </pic:pic>
+              </a:graphicData>
+            </a:graphic>
+          </wp:inline>
+        </w:drawing>
+      </w:r>
+    </w:p>
+    <w:p>
+      <w:r>
+        <w:lastRenderedPageBreak/>
+        <w:t>1.</w:t>
+      </w:r>
+    </w:p>
+    <w:p>
+      <w:r>
+        <w:rPr>
+          <w:noProof/>
+        </w:rPr>
+        <w:drawing>
+          <wp:inline distT="0" distB="0" distL="0" distR="0" wp14:anchorId="16CBBBDF" wp14:editId="2DDB7DDA">
+            <wp:extent cx="5210387" cy="7772400"/>
+            <wp:effectExtent l="0" t="0" r="9525" b="0"/>
+            <wp:docPr id="1274301818" name="Picture 1"/>
+            <wp:cNvGraphicFramePr>
+              <a:graphicFrameLocks xmlns:a="http://schemas.openxmlformats.org/drawingml/2006/main" noChangeAspect="1"/>
+            </wp:cNvGraphicFramePr>
+            <a:graphic xmlns:a="http://schemas.openxmlformats.org/drawingml/2006/main">
+              <a:graphicData uri="http://schemas.openxmlformats.org/drawingml/2006/picture">
+                <pic:pic xmlns:pic="http://schemas.openxmlformats.org/drawingml/2006/picture">
+                  <pic:nvPicPr>
+                    <pic:cNvPr id="1274301818" name=""/>
+                    <pic:cNvPicPr/>
+                  </pic:nvPicPr>
+                  <pic:blipFill>
+                    <a:blip r:embed="rId10"/>
+                    <a:stretch>
+                      <a:fillRect/>
+                    </a:stretch>
+                  </pic:blipFill>
+                  <pic:spPr>
+                    <a:xfrm>
+                      <a:off x="0" y="0"/>
+                      <a:ext cx="5216015" cy="7780796"/>
+                    </a:xfrm>
+                    <a:prstGeom prst="rect">
+                      <a:avLst/>
+                    </a:prstGeom>
+                  </pic:spPr>
+                </pic:pic>
+              </a:graphicData>
+            </a:graphic>
+          </wp:inline>
+        </w:drawing>
+      </w:r>
+    </w:p>
+    <w:p>
+      <w:r>
+        <w:lastRenderedPageBreak/>
+        <w:t>2.</w:t>
+      </w:r>
+    </w:p>
+    <w:p>
+      <w:r>
+        <w:rPr>
+          <w:noProof/>
+        </w:rPr>
+        <w:drawing>
+          <wp:inline distT="0" distB="0" distL="0" distR="0" wp14:anchorId="24B05450" wp14:editId="300675DF">
+            <wp:extent cx="5167223" cy="7794135"/>
+            <wp:effectExtent l="0" t="0" r="0" b="0"/>
+            <wp:docPr id="61232613" name="Picture 1"/>
+            <wp:cNvGraphicFramePr>
+              <a:graphicFrameLocks xmlns:a="http://schemas.openxmlformats.org/drawingml/2006/main" noChangeAspect="1"/>
+            </wp:cNvGraphicFramePr>
+            <a:graphic xmlns:a="http://schemas.openxmlformats.org/drawingml/2006/main">
+              <a:graphicData uri="http://schemas.openxmlformats.org/drawingml/2006/picture">
+                <pic:pic xmlns:pic="http://schemas.openxmlformats.org/drawingml/2006/picture">
+                  <pic:nvPicPr>
+                    <pic:cNvPr id="61232613" name=""/>
+                    <pic:cNvPicPr/>
+                  </pic:nvPicPr>
+                  <pic:blipFill>
+                    <a:blip r:embed="rId11"/>
+                    <a:stretch>
+                      <a:fillRect/>
+                    </a:stretch>
+                  </pic:blipFill>
+                  <pic:spPr>
+                    <a:xfrm>
+                      <a:off x="0" y="0"/>
+                      <a:ext cx="5172399" cy="7801943"/>
+                    </a:xfrm>
+                    <a:prstGeom prst="rect">
+                      <a:avLst/>
+                    </a:prstGeom>
+                  </pic:spPr>
+                </pic:pic>
+              </a:graphicData>
+            </a:graphic>
+          </wp:inline>
+        </w:drawing>
+      </w:r>
+    </w:p>
+    <w:p>
+      <w:r>
+        <w:lastRenderedPageBreak/>
+        <w:t>3.</w:t>
+      </w:r>
+    </w:p>
+    <w:p>
+      <w:r>
+        <w:rPr>
+          <w:noProof/>
+        </w:rPr>
+        <w:drawing>
+          <wp:inline distT="0" distB="0" distL="0" distR="0" wp14:anchorId="77B1C5E0" wp14:editId="7087640D">
+            <wp:extent cx="4422412" cy="7461849"/>
+            <wp:effectExtent l="0" t="0" r="0" b="6350"/>
+            <wp:docPr id="416117108" name="Picture 1"/>
+            <wp:cNvGraphicFramePr>
+              <a:graphicFrameLocks xmlns:a="http://schemas.openxmlformats.org/drawingml/2006/main" noChangeAspect="1"/>
+            </wp:cNvGraphicFramePr>
+            <a:graphic xmlns:a="http://schemas.openxmlformats.org/drawingml/2006/main">
+              <a:graphicData uri="http://schemas.openxmlformats.org/drawingml/2006/picture">
+                <pic:pic xmlns:pic="http://schemas.openxmlformats.org/drawingml/2006/picture">
+                  <pic:nvPicPr>
+                    <pic:cNvPr id="416117108" name=""/>
+                    <pic:cNvPicPr/>
+                  </pic:nvPicPr>
+                  <pic:blipFill>
+                    <a:blip r:embed="rId12"/>
+                    <a:stretch>
+                      <a:fillRect/>
+                    </a:stretch>
+                  </pic:blipFill>
+                  <pic:spPr>
+                    <a:xfrm>
+                      <a:off x="0" y="0"/>
+                      <a:ext cx="4427396" cy="7470258"/>
+                    </a:xfrm>
+                    <a:prstGeom prst="rect">
+                      <a:avLst/>
+                    </a:prstGeom>
+                  </pic:spPr>
+                </pic:pic>
+              </a:graphicData>
+            </a:graphic>
+          </wp:inline>
+        </w:drawing>
+      </w:r>
+    </w:p>
     <w:sectPr>
       <w:pgSz w:w="12240" w:h="15840"/>
       <w:pgMar w:top="1440" w:right="1440" w:bottom="1440" w:left="1440" w:header="720" w:footer="720" w:gutter="0"/>
